--- a/11.BitManipulation/69 - CHECKING POWE.docx
+++ b/11.BitManipulation/69 - CHECKING POWE.docx
@@ -152,6 +152,66 @@
           <w:b/>
           <w:bCs/>
         </w:rPr>
+        <w:t>APP2:</w:t>
+      </w:r>
+    </w:p>
+    <w:p>
+      <w:r>
+        <w:t>class Solution {</w:t>
+      </w:r>
+    </w:p>
+    <w:p>
+      <w:r>
+        <w:t xml:space="preserve">    public </w:t>
+      </w:r>
+      <w:proofErr w:type="spellStart"/>
+      <w:r>
+        <w:t>boolean</w:t>
+      </w:r>
+      <w:proofErr w:type="spellEnd"/>
+      <w:r>
+        <w:t xml:space="preserve"> </w:t>
+      </w:r>
+      <w:proofErr w:type="spellStart"/>
+      <w:r>
+        <w:t>isPowerOfT</w:t>
+      </w:r>
+      <w:r>
+        <w:t>wo</w:t>
+      </w:r>
+      <w:proofErr w:type="spellEnd"/>
+      <w:r>
+        <w:t>(int n) {</w:t>
+      </w:r>
+    </w:p>
+    <w:p>
+      <w:r>
+        <w:t>        return (int)(Math.log10(n)/Math.log10(3))==(double)(Math.log10(n)/Math.log10(3));</w:t>
+      </w:r>
+    </w:p>
+    <w:p>
+      <w:r>
+        <w:t>    }</w:t>
+      </w:r>
+    </w:p>
+    <w:p>
+      <w:r>
+        <w:t>}</w:t>
+      </w:r>
+    </w:p>
+    <w:p/>
+    <w:p>
+      <w:pPr>
+        <w:rPr>
+          <w:b/>
+          <w:bCs/>
+        </w:rPr>
+      </w:pPr>
+      <w:r>
+        <w:rPr>
+          <w:b/>
+          <w:bCs/>
+        </w:rPr>
         <w:t>APP2: (/2 AND CHECK IF N==1 AT LAST)</w:t>
       </w:r>
       <w:r>
@@ -217,83 +277,12 @@
           <w:bCs/>
         </w:rPr>
       </w:pPr>
-    </w:p>
-    <w:p>
-      <w:pPr>
-        <w:rPr>
-          <w:b/>
-          <w:bCs/>
-        </w:rPr>
-      </w:pPr>
-    </w:p>
-    <w:p>
-      <w:pPr>
-        <w:rPr>
-          <w:b/>
-          <w:bCs/>
-        </w:rPr>
-      </w:pPr>
-    </w:p>
-    <w:p>
-      <w:pPr>
-        <w:rPr>
-          <w:b/>
-          <w:bCs/>
-        </w:rPr>
-      </w:pPr>
-    </w:p>
-    <w:p>
-      <w:pPr>
-        <w:rPr>
-          <w:b/>
-          <w:bCs/>
-        </w:rPr>
-      </w:pPr>
-    </w:p>
-    <w:p>
-      <w:pPr>
-        <w:rPr>
-          <w:b/>
-          <w:bCs/>
-        </w:rPr>
-      </w:pPr>
-    </w:p>
-    <w:p>
-      <w:pPr>
-        <w:rPr>
-          <w:b/>
-          <w:bCs/>
-        </w:rPr>
-      </w:pPr>
-    </w:p>
-    <w:p>
-      <w:pPr>
-        <w:rPr>
-          <w:b/>
-          <w:bCs/>
-        </w:rPr>
-      </w:pPr>
-    </w:p>
-    <w:p>
-      <w:pPr>
-        <w:rPr>
-          <w:b/>
-          <w:bCs/>
-        </w:rPr>
-      </w:pPr>
-    </w:p>
-    <w:p>
-      <w:pPr>
-        <w:rPr>
-          <w:b/>
-          <w:bCs/>
-        </w:rPr>
-      </w:pPr>
-      <w:r>
-        <w:rPr>
-          <w:b/>
-          <w:bCs/>
-        </w:rPr>
+      <w:r>
+        <w:rPr>
+          <w:b/>
+          <w:bCs/>
+        </w:rPr>
+        <w:lastRenderedPageBreak/>
         <w:t>LC#</w:t>
       </w:r>
       <w:r>
@@ -344,6 +333,7 @@
         <w:t>}</w:t>
       </w:r>
     </w:p>
+    <w:p/>
     <w:p>
       <w:pPr>
         <w:rPr>
@@ -429,6 +419,76 @@
         <w:t>}</w:t>
       </w:r>
     </w:p>
+    <w:p>
+      <w:pPr>
+        <w:rPr>
+          <w:b/>
+          <w:bCs/>
+        </w:rPr>
+      </w:pPr>
+    </w:p>
+    <w:p>
+      <w:pPr>
+        <w:rPr>
+          <w:b/>
+          <w:bCs/>
+        </w:rPr>
+      </w:pPr>
+      <w:r>
+        <w:rPr>
+          <w:b/>
+          <w:bCs/>
+        </w:rPr>
+        <w:t>LC#342:</w:t>
+      </w:r>
+      <w:r>
+        <w:rPr>
+          <w:b/>
+          <w:bCs/>
+        </w:rPr>
+        <w:t>POWER OF FOUR:</w:t>
+      </w:r>
+    </w:p>
+    <w:p>
+      <w:pPr>
+        <w:rPr>
+          <w:b/>
+          <w:bCs/>
+        </w:rPr>
+      </w:pPr>
+      <w:r>
+        <w:rPr>
+          <w:b/>
+          <w:bCs/>
+        </w:rPr>
+        <w:t>APP1:</w:t>
+      </w:r>
+    </w:p>
+    <w:p>
+      <w:r>
+        <w:t>boolean isPowerOfFourBrute(int n) {</w:t>
+      </w:r>
+    </w:p>
+    <w:p>
+      <w:r>
+        <w:t xml:space="preserve">    if (n &lt; 1) return false;</w:t>
+      </w:r>
+    </w:p>
+    <w:p>
+      <w:r>
+        <w:t xml:space="preserve">    while (n % 4 == 0) n /= 4;</w:t>
+      </w:r>
+    </w:p>
+    <w:p>
+      <w:r>
+        <w:t xml:space="preserve">    return n == 1;</w:t>
+      </w:r>
+    </w:p>
+    <w:p>
+      <w:r>
+        <w:t>}</w:t>
+      </w:r>
+    </w:p>
     <w:p/>
     <w:p>
       <w:pPr>
@@ -437,130 +497,12 @@
           <w:bCs/>
         </w:rPr>
       </w:pPr>
-    </w:p>
-    <w:p>
-      <w:pPr>
-        <w:rPr>
-          <w:b/>
-          <w:bCs/>
-        </w:rPr>
-      </w:pPr>
-    </w:p>
-    <w:p>
-      <w:pPr>
-        <w:rPr>
-          <w:b/>
-          <w:bCs/>
-        </w:rPr>
-      </w:pPr>
-    </w:p>
-    <w:p>
-      <w:pPr>
-        <w:rPr>
-          <w:b/>
-          <w:bCs/>
-        </w:rPr>
-      </w:pPr>
-    </w:p>
-    <w:p>
-      <w:pPr>
-        <w:rPr>
-          <w:b/>
-          <w:bCs/>
-        </w:rPr>
-      </w:pPr>
-    </w:p>
-    <w:p>
-      <w:pPr>
-        <w:rPr>
-          <w:b/>
-          <w:bCs/>
-        </w:rPr>
-      </w:pPr>
-    </w:p>
-    <w:p>
-      <w:pPr>
-        <w:rPr>
-          <w:b/>
-          <w:bCs/>
-        </w:rPr>
-      </w:pPr>
-    </w:p>
-    <w:p>
-      <w:pPr>
-        <w:rPr>
-          <w:b/>
-          <w:bCs/>
-        </w:rPr>
-      </w:pPr>
       <w:r>
         <w:rPr>
           <w:b/>
           <w:bCs/>
         </w:rPr>
         <w:lastRenderedPageBreak/>
-        <w:t>LC#342:</w:t>
-      </w:r>
-      <w:r>
-        <w:rPr>
-          <w:b/>
-          <w:bCs/>
-        </w:rPr>
-        <w:t>POWER OF FOUR:</w:t>
-      </w:r>
-    </w:p>
-    <w:p>
-      <w:pPr>
-        <w:rPr>
-          <w:b/>
-          <w:bCs/>
-        </w:rPr>
-      </w:pPr>
-      <w:r>
-        <w:rPr>
-          <w:b/>
-          <w:bCs/>
-        </w:rPr>
-        <w:t>APP1:</w:t>
-      </w:r>
-    </w:p>
-    <w:p>
-      <w:r>
-        <w:t>boolean isPowerOfFourBrute(int n) {</w:t>
-      </w:r>
-    </w:p>
-    <w:p>
-      <w:r>
-        <w:t xml:space="preserve">    if (n &lt; 1) return false;</w:t>
-      </w:r>
-    </w:p>
-    <w:p>
-      <w:r>
-        <w:t xml:space="preserve">    while (n % 4 == 0) n /= 4;</w:t>
-      </w:r>
-    </w:p>
-    <w:p>
-      <w:r>
-        <w:t xml:space="preserve">    return n == 1;</w:t>
-      </w:r>
-    </w:p>
-    <w:p>
-      <w:r>
-        <w:t>}</w:t>
-      </w:r>
-    </w:p>
-    <w:p>
-      <w:pPr>
-        <w:rPr>
-          <w:b/>
-          <w:bCs/>
-        </w:rPr>
-      </w:pPr>
-      <w:r>
-        <w:rPr>
-          <w:b/>
-          <w:bCs/>
-        </w:rPr>
         <w:t>APP2:</w:t>
       </w:r>
     </w:p>
@@ -1133,6 +1075,7 @@
   <w:style w:type="paragraph" w:default="1" w:styleId="Normal">
     <w:name w:val="Normal"/>
     <w:qFormat/>
+    <w:rsid w:val="001C2DB6"/>
     <w:rPr>
       <w:rFonts w:cs="Latha"/>
     </w:rPr>
